--- a/output/coverletters/gh_cover_5204052008.docx
+++ b/output/coverletters/gh_cover_5204052008.docx
@@ -4,17 +4,22 @@
   <w:body>
     <w:p>
       <w:r>
-        <w:t>I am excited to apply for the BI Analyst position at Dragos. With a Master's in Computer Science, I have developed strong software engineering skills that align perfectly with Dragos' mission to enhance operational efficiency. My experience includes automating workflows and building predictive models, which I believe can contribute to supporting the reporting infrastructure and ad-hoc analyses at Dragos.</w:t>
+        <w:t>My name is Derrick Sun, and I write to apply for the BI Analyst position at Dragos. I am currently pursuing my M.S. in Computer Science, specializing in AI and Machine Learning while actively seeking opportunities to defend critical infrastructure, a mission that Dragos embodies with its efforts in ICS/OT Cybersecurity.</w:t>
       </w:r>
     </w:p>
     <w:p>
       <w:r>
-        <w:t>In a previous academic project, I built a comprehensive data-driven system using Python and machine learning, which streamlined manual reporting processes and improved decision-making efficiency. This experience equipped me with a quality-first mindset and the ability to diagnose data issues end-to-end, ensuring that reports remain reliable and decision-ready, a key responsibility for the BI Analyst role.</w:t>
+        <w:t>In my recent role as a Data Scientist Intern at Bridger Investment Partners, I automated manual workflows and conducted in-depth statistical analyses on complex datasets. Additionally, my experience in developing machine learning models and workflows during my research at UC Berkeley has equipped me with strong technical skills essential for data reporting and validation. I also contributed to the development of an iOS application that involved considerable data management, further enhancing my analytical skills.</w:t>
       </w:r>
     </w:p>
     <w:p>
       <w:r>
-        <w:t>I am particularly drawn to Dragos' commitment to innovation and making a meaningful impact through AI-enhanced tools. I am eager to contribute to creating tailored dashboards and maintaining automation workflows that drive decision-making in industrial cybersecurity. I would love the chance to discuss how I can support the Dragos team in this exciting role.</w:t>
+        <w:t>I am particularly drawn to Dragos's commitment to providing innovative and secure solutions for industrial organizations. The opportunity to support reporting infrastructure and validate AI outputs resonates with my background in automation and machine learning. I am eager to collaborate with a team focused on producing trusted analytics that can influence decision-making while constantly improving workflows.</w:t>
+      </w:r>
+    </w:p>
+    <w:p>
+      <w:r>
+        <w:t>Thank you for considering my application. I look forward to the possibility of contributing to Dragos's mission and being part of a team that prioritizes authenticity, transparency, and trust.</w:t>
       </w:r>
     </w:p>
     <w:sectPr>
